--- a/courts/tenth-circuit/oklahoma/state/supreme-court/motion-brief/usage/OUTPUT-motion-brief.docx
+++ b/courts/tenth-circuit/oklahoma/state/supreme-court/motion-brief/usage/OUTPUT-motion-brief.docx
@@ -1989,7 +1989,7 @@
           <w:b/>
           <w:bCs/>
         </w:rPr>
-        <w:t xml:space="preserve">Cases</w:t>
+        <w:t xml:space="preserve">CASES</w:t>
       </w:r>
     </w:p>
     <w:p>
@@ -2559,21 +2559,21 @@
           <w:b/>
           <w:bCs/>
         </w:rPr>
-        <w:t xml:space="preserve">Constitutional</w:t>
-      </w:r>
-      <w:r>
-        <w:rPr>
-          <w:b/>
-          <w:bCs/>
-        </w:rPr>
-        <w:t xml:space="preserve"> </w:t>
-      </w:r>
-      <w:r>
-        <w:rPr>
-          <w:b/>
-          <w:bCs/>
-        </w:rPr>
-        <w:t xml:space="preserve">Provisions</w:t>
+        <w:t xml:space="preserve">CONSTITUTIONAL</w:t>
+      </w:r>
+      <w:r>
+        <w:rPr>
+          <w:b/>
+          <w:bCs/>
+        </w:rPr>
+        <w:t xml:space="preserve"> </w:t>
+      </w:r>
+      <w:r>
+        <w:rPr>
+          <w:b/>
+          <w:bCs/>
+        </w:rPr>
+        <w:t xml:space="preserve">PROVISIONS</w:t>
       </w:r>
     </w:p>
     <w:p>
@@ -2693,35 +2693,35 @@
           <w:b/>
           <w:bCs/>
         </w:rPr>
-        <w:t xml:space="preserve">Statutes</w:t>
-      </w:r>
-      <w:r>
-        <w:rPr>
-          <w:b/>
-          <w:bCs/>
-        </w:rPr>
-        <w:t xml:space="preserve"> </w:t>
-      </w:r>
-      <w:r>
-        <w:rPr>
-          <w:b/>
-          <w:bCs/>
-        </w:rPr>
-        <w:t xml:space="preserve">and</w:t>
-      </w:r>
-      <w:r>
-        <w:rPr>
-          <w:b/>
-          <w:bCs/>
-        </w:rPr>
-        <w:t xml:space="preserve"> </w:t>
-      </w:r>
-      <w:r>
-        <w:rPr>
-          <w:b/>
-          <w:bCs/>
-        </w:rPr>
-        <w:t xml:space="preserve">Rules</w:t>
+        <w:t xml:space="preserve">STATUTES</w:t>
+      </w:r>
+      <w:r>
+        <w:rPr>
+          <w:b/>
+          <w:bCs/>
+        </w:rPr>
+        <w:t xml:space="preserve"> </w:t>
+      </w:r>
+      <w:r>
+        <w:rPr>
+          <w:b/>
+          <w:bCs/>
+        </w:rPr>
+        <w:t xml:space="preserve">AND</w:t>
+      </w:r>
+      <w:r>
+        <w:rPr>
+          <w:b/>
+          <w:bCs/>
+        </w:rPr>
+        <w:t xml:space="preserve"> </w:t>
+      </w:r>
+      <w:r>
+        <w:rPr>
+          <w:b/>
+          <w:bCs/>
+        </w:rPr>
+        <w:t xml:space="preserve">RULES</w:t>
       </w:r>
     </w:p>
     <w:p>
@@ -2825,21 +2825,21 @@
           <w:b/>
           <w:bCs/>
         </w:rPr>
-        <w:t xml:space="preserve">Other</w:t>
-      </w:r>
-      <w:r>
-        <w:rPr>
-          <w:b/>
-          <w:bCs/>
-        </w:rPr>
-        <w:t xml:space="preserve"> </w:t>
-      </w:r>
-      <w:r>
-        <w:rPr>
-          <w:b/>
-          <w:bCs/>
-        </w:rPr>
-        <w:t xml:space="preserve">Authorities</w:t>
+        <w:t xml:space="preserve">OTHER</w:t>
+      </w:r>
+      <w:r>
+        <w:rPr>
+          <w:b/>
+          <w:bCs/>
+        </w:rPr>
+        <w:t xml:space="preserve"> </w:t>
+      </w:r>
+      <w:r>
+        <w:rPr>
+          <w:b/>
+          <w:bCs/>
+        </w:rPr>
+        <w:t xml:space="preserve">AUTHORITIES</w:t>
       </w:r>
     </w:p>
     <w:p>
@@ -2912,7 +2912,7 @@
         <w:t xml:space="preserve"> </w:t>
       </w:r>
       <w:r>
-        <w:t xml:space="preserve">https://bit.ly/4hTraED</w:t>
+        <w:t xml:space="preserve">https://​bit.​ly/​4hTraED</w:t>
       </w:r>
       <w:r>
         <w:t xml:space="preserve"> </w:t>
@@ -3056,13 +3056,7 @@
         <w:noBreakHyphen/>
       </w:r>
       <w:r>
-        <w:t xml:space="preserve">11; McFarland Decl., ¶¶ 5</w:t>
-      </w:r>
-      <w:r>
-        <w:noBreakHyphen/>
-      </w:r>
-      <w:r>
-        <w:t xml:space="preserve">15, DSA1:1</w:t>
+        <w:t xml:space="preserve">11; McFarland Decl., ¶¶ 5-⁠15, DSA1:1</w:t>
       </w:r>
       <w:r>
         <w:noBreakHyphen/>
@@ -3472,7 +3466,7 @@
         <w:t xml:space="preserve"> </w:t>
       </w:r>
       <w:r>
-        <w:t xml:space="preserve">“integrat[ing] the Bible . . . into elementary-level social studies curriculum, providing students with a foundational understanding of the role [the Bible] played in shaping the nation,”</w:t>
+        <w:t xml:space="preserve">“integrat[ing] the Bible . . . into elementary-level social studies curriculum, providing students with a foundational understanding of the role [the Bible] played in shaping the nation,”</w:t>
       </w:r>
       <w:r>
         <w:t xml:space="preserve"> </w:t>
@@ -3658,19 +3652,13 @@
         <w:t xml:space="preserve"> </w:t>
       </w:r>
       <w:r>
-        <w:t xml:space="preserve">70 O.S. § 3</w:t>
-      </w:r>
-      <w:r>
-        <w:noBreakHyphen/>
-      </w:r>
-      <w:r>
-        <w:t xml:space="preserve">120;</w:t>
-      </w:r>
-      <w:r>
-        <w:t xml:space="preserve"> </w:t>
-      </w:r>
-      <w:r>
-        <w:t xml:space="preserve">2024 and 2025 Board Meeting Documents, State Bd. of Educ., https://bit.ly/4hTraED</w:t>
+        <w:t xml:space="preserve">70 O.S. § 3-⁠120;</w:t>
+      </w:r>
+      <w:r>
+        <w:t xml:space="preserve"> </w:t>
+      </w:r>
+      <w:r>
+        <w:t xml:space="preserve">2024 and 2025 Board Meeting Documents, State Bd. of Educ., https://​bit.​ly/​4hTraED</w:t>
       </w:r>
       <w:r>
         <w:t xml:space="preserve"> </w:t>
@@ -4805,6 +4793,7 @@
     <w:unhideWhenUsed/>
     <w:qFormat/>
     <w:pPr>
+      <w:keepLines/>
       <w:spacing w:before="0" w:after="120" w:line="253" w:lineRule="exact"/>
     </w:pPr>
     <w:rPr>
@@ -5055,6 +5044,33 @@
     <w:pPr>
       <w:spacing w:before="0" w:after="0" w:line="552" w:lineRule="exact"/>
       <w:ind w:left="2160" w:hanging="720"/>
+    </w:pPr>
+  </w:style>
+  <w:style w:type="paragraph" w:customStyle="1" w:styleId="XdQuoteList1">
+    <w:name w:val="Xd Quote List 1"/>
+    <w:basedOn w:val="Normal"/>
+    <w:qFormat/>
+    <w:pPr>
+      <w:spacing w:before="0" w:after="0" w:line="276" w:lineRule="exact"/>
+      <w:ind w:left="1440" w:right="720" w:hanging="720"/>
+    </w:pPr>
+  </w:style>
+  <w:style w:type="paragraph" w:customStyle="1" w:styleId="XdQuoteList2">
+    <w:name w:val="Xd Quote List 2"/>
+    <w:basedOn w:val="Normal"/>
+    <w:qFormat/>
+    <w:pPr>
+      <w:spacing w:before="0" w:after="0" w:line="276" w:lineRule="exact"/>
+      <w:ind w:left="2160" w:right="720" w:hanging="720"/>
+    </w:pPr>
+  </w:style>
+  <w:style w:type="paragraph" w:customStyle="1" w:styleId="XdQuoteList3">
+    <w:name w:val="Xd Quote List 3"/>
+    <w:basedOn w:val="Normal"/>
+    <w:qFormat/>
+    <w:pPr>
+      <w:spacing w:before="0" w:after="0" w:line="276" w:lineRule="exact"/>
+      <w:ind w:left="2880" w:right="720" w:hanging="720"/>
     </w:pPr>
   </w:style>
   <w:style w:type="paragraph" w:customStyle="1" w:styleId="SourceCode">

--- a/courts/tenth-circuit/oklahoma/state/supreme-court/motion-brief/usage/OUTPUT-motion-brief.docx
+++ b/courts/tenth-circuit/oklahoma/state/supreme-court/motion-brief/usage/OUTPUT-motion-brief.docx
@@ -3466,7 +3466,7 @@
         <w:t xml:space="preserve"> </w:t>
       </w:r>
       <w:r>
-        <w:t xml:space="preserve">“integrat[ing] the Bible . . . into elementary-level social studies curriculum, providing students with a foundational understanding of the role [the Bible] played in shaping the nation,”</w:t>
+        <w:t xml:space="preserve">“integrat[ing] the Bible ⁠. ⁠. ⁠. into elementary-level social studies curriculum, providing students with a foundational understanding of the role [the Bible] played in shaping the nation,”</w:t>
       </w:r>
       <w:r>
         <w:t xml:space="preserve"> </w:t>

--- a/courts/tenth-circuit/oklahoma/state/supreme-court/motion-brief/usage/OUTPUT-motion-brief.docx
+++ b/courts/tenth-circuit/oklahoma/state/supreme-court/motion-brief/usage/OUTPUT-motion-brief.docx
@@ -159,9 +159,7 @@
         <w:t xml:space="preserve"> </w:t>
       </w:r>
       <w:r>
-        <w:t xml:space="preserve">MA</w:t>
-        <w:noBreakHyphen/>
-        <w:t xml:space="preserve">122592</w:t>
+        <w:t xml:space="preserve">MA-⁠122592</w:t>
       </w:r>
     </w:p>
     <w:p>
@@ -1025,9 +1023,7 @@
         <w:t xml:space="preserve"> </w:t>
       </w:r>
       <w:r>
-        <w:t xml:space="preserve">850</w:t>
-        <w:noBreakHyphen/>
-        <w:t xml:space="preserve">8792</w:t>
+        <w:t xml:space="preserve">850-⁠8792</w:t>
       </w:r>
     </w:p>
     <w:p>
@@ -1185,9 +1181,7 @@
         <w:t xml:space="preserve"> </w:t>
       </w:r>
       <w:r>
-        <w:t xml:space="preserve">525</w:t>
-        <w:noBreakHyphen/>
-        <w:t xml:space="preserve">3831;</w:t>
+        <w:t xml:space="preserve">525-⁠3831;</w:t>
       </w:r>
       <w:r>
         <w:t xml:space="preserve"> </w:t>
@@ -1353,9 +1347,7 @@
         <w:t xml:space="preserve"> </w:t>
       </w:r>
       <w:r>
-        <w:t xml:space="preserve">466</w:t>
-        <w:noBreakHyphen/>
-        <w:t xml:space="preserve">7306;</w:t>
+        <w:t xml:space="preserve">466-⁠7306;</w:t>
       </w:r>
       <w:r>
         <w:t xml:space="preserve"> </w:t>
@@ -1509,9 +1501,7 @@
         <w:t xml:space="preserve"> </w:t>
       </w:r>
       <w:r>
-        <w:t xml:space="preserve">675</w:t>
-        <w:noBreakHyphen/>
-        <w:t xml:space="preserve">2330;</w:t>
+        <w:t xml:space="preserve">675-⁠2330;</w:t>
       </w:r>
       <w:r>
         <w:t xml:space="preserve"> </w:t>
@@ -1635,9 +1625,7 @@
         <w:t xml:space="preserve"> </w:t>
       </w:r>
       <w:r>
-        <w:t xml:space="preserve">256</w:t>
-        <w:noBreakHyphen/>
-        <w:t xml:space="preserve">8900;</w:t>
+        <w:t xml:space="preserve">256-⁠8900;</w:t>
       </w:r>
       <w:r>
         <w:t xml:space="preserve"> </w:t>
@@ -2752,9 +2740,7 @@
         <w:t xml:space="preserve"> </w:t>
       </w:r>
       <w:r>
-        <w:t xml:space="preserve">3</w:t>
-        <w:noBreakHyphen/>
-        <w:t xml:space="preserve">120</w:t>
+        <w:t xml:space="preserve">3-⁠120</w:t>
       </w:r>
       <w:r>
         <w:t xml:space="preserve">   </w:t>
@@ -3050,19 +3036,7 @@
         <w:pStyle w:val="BodyTextNote"/>
       </w:pPr>
       <w:r>
-        <w:t xml:space="preserve">After withdrawing the Bible RFP initially challenged in this action, OSDE sent OMES a requisition on January 7, 2025, seeking issuance of a nearly identical RFP. (DSA Index, Descriptions of Items 4</w:t>
-      </w:r>
-      <w:r>
-        <w:noBreakHyphen/>
-      </w:r>
-      <w:r>
-        <w:t xml:space="preserve">11; McFarland Decl., ¶¶ 5-⁠15, DSA1:1</w:t>
-      </w:r>
-      <w:r>
-        <w:noBreakHyphen/>
-      </w:r>
-      <w:r>
-        <w:t xml:space="preserve">2.1)</w:t>
+        <w:t xml:space="preserve">After withdrawing the Bible RFP initially challenged in this action, OSDE sent OMES a requisition on January 7, 2025, seeking issuance of a nearly identical RFP. (DSA Index, Descriptions of Items 4-⁠11; McFarland Decl., ¶¶ 5-⁠15, DSA1:1-⁠2.1)</w:t>
       </w:r>
       <w:r>
         <w:rPr>
@@ -3086,13 +3060,7 @@
         <w:t xml:space="preserve"> </w:t>
       </w:r>
       <w:r>
-        <w:t xml:space="preserve">together with the Pledge of Allegiance, Declaration of Independence, Constitution, and Bill of Rights. (DSA6:1</w:t>
-      </w:r>
-      <w:r>
-        <w:noBreakHyphen/>
-      </w:r>
-      <w:r>
-        <w:t xml:space="preserve">2.) On February 5, 2025, OMES sent OSDE a redlined version of the Second Bible RFP that requests removal of a requirement that the latter four documents be bound together with the Bibles. (DSA Index, Description of Item 12; DSA12:1.) OSDE has not responded to OMES’s requested revisions. (DSA Index, Description of Item 12.)</w:t>
+        <w:t xml:space="preserve">together with the Pledge of Allegiance, Declaration of Independence, Constitution, and Bill of Rights. (DSA6:1-⁠2.) On February 5, 2025, OMES sent OSDE a redlined version of the Second Bible RFP that requests removal of a requirement that the latter four documents be bound together with the Bibles. (DSA Index, Description of Item 12; DSA12:1.) OSDE has not responded to OMES’s requested revisions. (DSA Index, Description of Item 12.)</w:t>
       </w:r>
     </w:p>
     <w:p>
@@ -3142,13 +3110,7 @@
         <w:t xml:space="preserve"> </w:t>
       </w:r>
       <w:r>
-        <w:t xml:space="preserve">(PSSA13</w:t>
-      </w:r>
-      <w:r>
-        <w:noBreakHyphen/>
-      </w:r>
-      <w:r>
-        <w:t xml:space="preserve">14.) Payment is due within thirty days of delivery of the materials. (PSSA18.)</w:t>
+        <w:t xml:space="preserve">(PSSA13-⁠14.) Payment is due within thirty days of delivery of the materials. (PSSA18.)</w:t>
       </w:r>
     </w:p>
     <w:p>
@@ -3408,13 +3370,7 @@
         <w:t xml:space="preserve"> </w:t>
       </w:r>
       <w:r>
-        <w:t xml:space="preserve">Second Bible RFP, DSA4, DSA6:1</w:t>
-      </w:r>
-      <w:r>
-        <w:noBreakHyphen/>
-      </w:r>
-      <w:r>
-        <w:t xml:space="preserve">2,</w:t>
+        <w:t xml:space="preserve">Second Bible RFP, DSA4, DSA6:1-⁠2,</w:t>
       </w:r>
       <w:r>
         <w:t xml:space="preserve"> </w:t>
@@ -3430,13 +3386,7 @@
         <w:t xml:space="preserve"> </w:t>
       </w:r>
       <w:r>
-        <w:t xml:space="preserve">original Bible RFP, PA29, 87</w:t>
-      </w:r>
-      <w:r>
-        <w:noBreakHyphen/>
-      </w:r>
-      <w:r>
-        <w:t xml:space="preserve">88.) And through the Biblical Character Education RFP, OSDE is likewise seeking to spend state funds to implement and further the Bible Education Mandate. The Mandate requires teachers to</w:t>
+        <w:t xml:space="preserve">original Bible RFP, PA29, 87-⁠88.) And through the Biblical Character Education RFP, OSDE is likewise seeking to spend state funds to implement and further the Bible Education Mandate. The Mandate requires teachers to</w:t>
       </w:r>
       <w:r>
         <w:t xml:space="preserve"> </w:t>
@@ -3484,13 +3434,7 @@
         <w:t xml:space="preserve"> </w:t>
       </w:r>
       <w:r>
-        <w:t xml:space="preserve">(PSSA13</w:t>
-      </w:r>
-      <w:r>
-        <w:noBreakHyphen/>
-      </w:r>
-      <w:r>
-        <w:t xml:space="preserve">14.)</w:t>
+        <w:t xml:space="preserve">(PSSA13-⁠14.)</w:t>
       </w:r>
     </w:p>
     <w:p>
@@ -3566,13 +3510,7 @@
         <w:t xml:space="preserve"> </w:t>
       </w:r>
       <w:r>
-        <w:t xml:space="preserve">Pet’rs’ Br. 10</w:t>
-      </w:r>
-      <w:r>
-        <w:noBreakHyphen/>
-      </w:r>
-      <w:r>
-        <w:t xml:space="preserve">11 and citations therein.</w:t>
+        <w:t xml:space="preserve">Pet’rs’ Br. 10-⁠11 and citations therein.</w:t>
       </w:r>
     </w:p>
     <w:p>
@@ -3630,13 +3568,7 @@
         <w:t xml:space="preserve"> </w:t>
       </w:r>
       <w:r>
-        <w:t xml:space="preserve">Pet’rs’ Br. 11; Pet’rs’ Reply 7</w:t>
-      </w:r>
-      <w:r>
-        <w:noBreakHyphen/>
-      </w:r>
-      <w:r>
-        <w:t xml:space="preserve">8. OSDE also has not complied with a statute that requires the State Board of Education to approve spending on service contracts that are awarded through competitive bidding.</w:t>
+        <w:t xml:space="preserve">Pet’rs’ Br. 11; Pet’rs’ Reply 7-⁠8. OSDE also has not complied with a statute that requires the State Board of Education to approve spending on service contracts that are awarded through competitive bidding.</w:t>
       </w:r>
       <w:r>
         <w:t xml:space="preserve"> </w:t>
@@ -3698,19 +3630,7 @@
         <w:t xml:space="preserve"> </w:t>
       </w:r>
       <w:r>
-        <w:t xml:space="preserve">Pet’rs’ Br. 13</w:t>
-      </w:r>
-      <w:r>
-        <w:noBreakHyphen/>
-      </w:r>
-      <w:r>
-        <w:t xml:space="preserve">15; Pet’rs’ Reply 8</w:t>
-      </w:r>
-      <w:r>
-        <w:noBreakHyphen/>
-      </w:r>
-      <w:r>
-        <w:t xml:space="preserve">9.</w:t>
+        <w:t xml:space="preserve">Pet’rs’ Br. 13-⁠15; Pet’rs’ Reply 8-⁠9.</w:t>
       </w:r>
     </w:p>
     <w:p>
@@ -3765,13 +3685,7 @@
         <w:t xml:space="preserve">v. Sch. Dist. No. 10</w:t>
       </w:r>
       <w:r>
-        <w:t xml:space="preserve">, 1903 OK 81, 74 P. 110, 113</w:t>
-      </w:r>
-      <w:r>
-        <w:noBreakHyphen/>
-      </w:r>
-      <w:r>
-        <w:t xml:space="preserve">16. In contrast, Respondents will suffer no harm from being temporarily blocked from engaging in unlawful conduct.</w:t>
+        <w:t xml:space="preserve">, 1903 OK 81, 74 P. 110, 113-⁠16. In contrast, Respondents will suffer no harm from being temporarily blocked from engaging in unlawful conduct.</w:t>
       </w:r>
       <w:r>
         <w:t xml:space="preserve"> </w:t>
@@ -4794,7 +4708,7 @@
     <w:qFormat/>
     <w:pPr>
       <w:keepLines/>
-      <w:spacing w:before="0" w:after="120" w:line="253" w:lineRule="exact"/>
+      <w:spacing w:before="26" w:after="120" w:line="253" w:lineRule="exact"/>
     </w:pPr>
     <w:rPr>
       <w:sz w:val="22"/>
